--- a/Knowledge/3-Work knowledge/1-Software Engineering/1-Software Engineering Fundamentals/5-My Source/4-Networks Devices/9-Types of Network Cables/6-Console Cable.docx
+++ b/Knowledge/3-Work knowledge/1-Software Engineering/1-Software Engineering Fundamentals/5-My Source/4-Networks Devices/9-Types of Network Cables/6-Console Cable.docx
@@ -4,72 +4,33 @@
   <w:body>
     <w:p>
       <w:pPr>
-        <w:keepNext/>
-        <w:keepLines/>
-        <w:spacing w:before="360" w:after="80" w:line="276" w:lineRule="auto"/>
-        <w:outlineLvl w:val="0"/>
-        <w:rPr>
-          <w:rFonts w:asciiTheme="majorHAnsi" w:eastAsiaTheme="majorEastAsia" w:hAnsiTheme="majorHAnsi" w:cstheme="majorBidi"/>
-          <w:color w:val="2F5496" w:themeColor="accent1" w:themeShade="BF"/>
-          <w:kern w:val="0"/>
-          <w:sz w:val="40"/>
-          <w:szCs w:val="40"/>
-          <w:lang w:val="en"/>
-          <w14:ligatures w14:val="none"/>
-        </w:rPr>
+        <w:pStyle w:val="Heading1"/>
       </w:pPr>
       <w:bookmarkStart w:id="0" w:name="_7iekmmx1h42m" w:colFirst="0" w:colLast="0"/>
       <w:bookmarkEnd w:id="0"/>
       <w:r>
         <w:rPr>
-          <w:rFonts w:asciiTheme="majorHAnsi" w:eastAsiaTheme="majorEastAsia" w:hAnsiTheme="majorHAnsi" w:cstheme="majorBidi"/>
-          <w:color w:val="2F5496" w:themeColor="accent1" w:themeShade="BF"/>
-          <w:kern w:val="0"/>
-          <w:sz w:val="40"/>
-          <w:szCs w:val="40"/>
-          <w:lang w:val="en"/>
-          <w14:ligatures w14:val="none"/>
+          <w:lang w:val="en"/>
         </w:rPr>
         <w:t>Console Cable</w:t>
       </w:r>
     </w:p>
     <w:p>
       <w:pPr>
-        <w:spacing w:before="280" w:after="80" w:line="276" w:lineRule="auto"/>
-        <w:outlineLvl w:val="1"/>
-        <w:rPr>
-          <w:rFonts w:asciiTheme="majorHAnsi" w:eastAsiaTheme="majorEastAsia" w:hAnsiTheme="majorHAnsi" w:cstheme="majorBidi"/>
-          <w:color w:val="2F5496" w:themeColor="accent1" w:themeShade="BF"/>
-          <w:kern w:val="0"/>
-          <w:sz w:val="32"/>
-          <w:szCs w:val="32"/>
-          <w:lang w:val="en"/>
-          <w14:ligatures w14:val="none"/>
-        </w:rPr>
+        <w:pStyle w:val="Heading2"/>
       </w:pPr>
       <w:bookmarkStart w:id="1" w:name="_xatoajcl62ei" w:colFirst="0" w:colLast="0"/>
       <w:bookmarkEnd w:id="1"/>
       <w:r>
         <w:rPr>
-          <w:rFonts w:ascii="Segoe UI Symbol" w:eastAsiaTheme="majorEastAsia" w:hAnsi="Segoe UI Symbol" w:cs="Segoe UI Symbol"/>
-          <w:color w:val="2F5496" w:themeColor="accent1" w:themeShade="BF"/>
-          <w:kern w:val="0"/>
-          <w:sz w:val="32"/>
-          <w:szCs w:val="32"/>
-          <w:lang w:val="en"/>
-          <w14:ligatures w14:val="none"/>
+          <w:rFonts w:ascii="Segoe UI Symbol" w:hAnsi="Segoe UI Symbol" w:cs="Segoe UI Symbol"/>
+          <w:lang w:val="en"/>
         </w:rPr>
         <w:t>🖧</w:t>
       </w:r>
       <w:r>
         <w:rPr>
-          <w:rFonts w:asciiTheme="majorHAnsi" w:eastAsiaTheme="majorEastAsia" w:hAnsiTheme="majorHAnsi" w:cstheme="majorBidi"/>
-          <w:color w:val="2F5496" w:themeColor="accent1" w:themeShade="BF"/>
-          <w:kern w:val="0"/>
-          <w:sz w:val="32"/>
-          <w:szCs w:val="32"/>
-          <w:lang w:val="en"/>
-          <w14:ligatures w14:val="none"/>
+          <w:lang w:val="en"/>
         </w:rPr>
         <w:t xml:space="preserve"> What Is a Console Cable?</w:t>
       </w:r>
@@ -111,18 +72,33 @@
         </w:rPr>
         <w:t xml:space="preserve">: </w:t>
       </w:r>
-      <w:r>
-        <w:rPr>
-          <w:rFonts w:ascii="Arial" w:eastAsia="Arial" w:hAnsi="Arial" w:cs="Arial"/>
-          <w:b/>
-          <w:kern w:val="0"/>
-          <w:sz w:val="22"/>
-          <w:szCs w:val="22"/>
-          <w:highlight w:val="darkGray"/>
-          <w:lang w:val="en"/>
-          <w14:ligatures w14:val="none"/>
-        </w:rPr>
-        <w:t>Chatgpt (GPT</w:t>
+      <w:proofErr w:type="spellStart"/>
+      <w:r>
+        <w:rPr>
+          <w:rFonts w:ascii="Arial" w:eastAsia="Arial" w:hAnsi="Arial" w:cs="Arial"/>
+          <w:b/>
+          <w:kern w:val="0"/>
+          <w:sz w:val="22"/>
+          <w:szCs w:val="22"/>
+          <w:highlight w:val="darkGray"/>
+          <w:lang w:val="en"/>
+          <w14:ligatures w14:val="none"/>
+        </w:rPr>
+        <w:t>Chatgpt</w:t>
+      </w:r>
+      <w:proofErr w:type="spellEnd"/>
+      <w:r>
+        <w:rPr>
+          <w:rFonts w:ascii="Arial" w:eastAsia="Arial" w:hAnsi="Arial" w:cs="Arial"/>
+          <w:b/>
+          <w:kern w:val="0"/>
+          <w:sz w:val="22"/>
+          <w:szCs w:val="22"/>
+          <w:highlight w:val="darkGray"/>
+          <w:lang w:val="en"/>
+          <w14:ligatures w14:val="none"/>
+        </w:rPr>
+        <w:t xml:space="preserve"> (GPT</w:t>
       </w:r>
       <w:r>
         <w:rPr>
@@ -264,31 +240,16 @@
     </w:p>
     <w:p>
       <w:pPr>
-        <w:keepNext/>
-        <w:keepLines/>
-        <w:spacing w:before="160" w:after="80" w:line="276" w:lineRule="auto"/>
-        <w:outlineLvl w:val="1"/>
-        <w:rPr>
-          <w:rFonts w:asciiTheme="majorHAnsi" w:eastAsiaTheme="majorEastAsia" w:hAnsiTheme="majorHAnsi" w:cstheme="majorBidi"/>
-          <w:color w:val="2F5496" w:themeColor="accent1" w:themeShade="BF"/>
-          <w:kern w:val="0"/>
-          <w:sz w:val="32"/>
-          <w:szCs w:val="32"/>
-          <w:lang w:val="en"/>
-          <w14:ligatures w14:val="none"/>
+        <w:pStyle w:val="Heading2"/>
+        <w:rPr>
+          <w:lang w:val="en"/>
         </w:rPr>
       </w:pPr>
       <w:bookmarkStart w:id="2" w:name="_1dswiruyzskx" w:colFirst="0" w:colLast="0"/>
       <w:bookmarkEnd w:id="2"/>
       <w:r>
         <w:rPr>
-          <w:rFonts w:asciiTheme="majorHAnsi" w:eastAsiaTheme="majorEastAsia" w:hAnsiTheme="majorHAnsi" w:cstheme="majorBidi"/>
-          <w:color w:val="2F5496" w:themeColor="accent1" w:themeShade="BF"/>
-          <w:kern w:val="0"/>
-          <w:sz w:val="32"/>
-          <w:szCs w:val="32"/>
-          <w:lang w:val="en"/>
-          <w14:ligatures w14:val="none"/>
+          <w:lang w:val="en"/>
         </w:rPr>
         <w:t>Console Cable photo</w:t>
       </w:r>
@@ -344,7 +305,35 @@
           <w:lang w:val="en"/>
           <w14:ligatures w14:val="none"/>
         </w:rPr>
-        <w:t>Windows Screenshots (using Lightshot Program) at [12/18/2025]</w:t>
+        <w:t xml:space="preserve">Windows Screenshots (using </w:t>
+      </w:r>
+      <w:proofErr w:type="spellStart"/>
+      <w:r>
+        <w:rPr>
+          <w:rFonts w:ascii="Arial" w:eastAsia="Arial" w:hAnsi="Arial" w:cs="Arial"/>
+          <w:b/>
+          <w:kern w:val="0"/>
+          <w:sz w:val="22"/>
+          <w:szCs w:val="22"/>
+          <w:highlight w:val="darkGray"/>
+          <w:lang w:val="en"/>
+          <w14:ligatures w14:val="none"/>
+        </w:rPr>
+        <w:t>Lightshot</w:t>
+      </w:r>
+      <w:proofErr w:type="spellEnd"/>
+      <w:r>
+        <w:rPr>
+          <w:rFonts w:ascii="Arial" w:eastAsia="Arial" w:hAnsi="Arial" w:cs="Arial"/>
+          <w:b/>
+          <w:kern w:val="0"/>
+          <w:sz w:val="22"/>
+          <w:szCs w:val="22"/>
+          <w:highlight w:val="darkGray"/>
+          <w:lang w:val="en"/>
+          <w14:ligatures w14:val="none"/>
+        </w:rPr>
+        <w:t xml:space="preserve"> Program) at [12/18/2025]</w:t>
       </w:r>
     </w:p>
     <w:p>
@@ -433,41 +422,23 @@
     </w:p>
     <w:p>
       <w:pPr>
-        <w:spacing w:before="280" w:after="80" w:line="276" w:lineRule="auto"/>
-        <w:outlineLvl w:val="1"/>
-        <w:rPr>
-          <w:rFonts w:asciiTheme="majorHAnsi" w:eastAsiaTheme="majorEastAsia" w:hAnsiTheme="majorHAnsi" w:cstheme="majorBidi"/>
-          <w:color w:val="2F5496" w:themeColor="accent1" w:themeShade="BF"/>
-          <w:kern w:val="0"/>
-          <w:sz w:val="32"/>
-          <w:szCs w:val="32"/>
-          <w:lang w:val="en"/>
-          <w14:ligatures w14:val="none"/>
+        <w:pStyle w:val="Heading2"/>
+        <w:rPr>
+          <w:lang w:val="en"/>
         </w:rPr>
       </w:pPr>
       <w:bookmarkStart w:id="3" w:name="_9jglnruzxm4g" w:colFirst="0" w:colLast="0"/>
       <w:bookmarkEnd w:id="3"/>
       <w:r>
         <w:rPr>
-          <w:rFonts w:ascii="Segoe UI Emoji" w:eastAsiaTheme="majorEastAsia" w:hAnsi="Segoe UI Emoji" w:cs="Segoe UI Emoji"/>
-          <w:color w:val="2F5496" w:themeColor="accent1" w:themeShade="BF"/>
-          <w:kern w:val="0"/>
-          <w:sz w:val="32"/>
-          <w:szCs w:val="32"/>
-          <w:lang w:val="en"/>
-          <w14:ligatures w14:val="none"/>
+          <w:rFonts w:ascii="Segoe UI Emoji" w:hAnsi="Segoe UI Emoji" w:cs="Segoe UI Emoji"/>
+          <w:lang w:val="en"/>
         </w:rPr>
         <w:t>📦</w:t>
       </w:r>
       <w:r>
         <w:rPr>
-          <w:rFonts w:asciiTheme="majorHAnsi" w:eastAsiaTheme="majorEastAsia" w:hAnsiTheme="majorHAnsi" w:cstheme="majorBidi"/>
-          <w:color w:val="2F5496" w:themeColor="accent1" w:themeShade="BF"/>
-          <w:kern w:val="0"/>
-          <w:sz w:val="32"/>
-          <w:szCs w:val="32"/>
-          <w:lang w:val="en"/>
-          <w14:ligatures w14:val="none"/>
+          <w:lang w:val="en"/>
         </w:rPr>
         <w:t xml:space="preserve"> Belongs to:</w:t>
       </w:r>
@@ -509,18 +480,33 @@
         </w:rPr>
         <w:t xml:space="preserve">: </w:t>
       </w:r>
-      <w:r>
-        <w:rPr>
-          <w:rFonts w:ascii="Arial" w:eastAsia="Arial" w:hAnsi="Arial" w:cs="Arial"/>
-          <w:b/>
-          <w:kern w:val="0"/>
-          <w:sz w:val="22"/>
-          <w:szCs w:val="22"/>
-          <w:highlight w:val="darkGray"/>
-          <w:lang w:val="en"/>
-          <w14:ligatures w14:val="none"/>
-        </w:rPr>
-        <w:t>Chatgpt (GPT</w:t>
+      <w:proofErr w:type="spellStart"/>
+      <w:r>
+        <w:rPr>
+          <w:rFonts w:ascii="Arial" w:eastAsia="Arial" w:hAnsi="Arial" w:cs="Arial"/>
+          <w:b/>
+          <w:kern w:val="0"/>
+          <w:sz w:val="22"/>
+          <w:szCs w:val="22"/>
+          <w:highlight w:val="darkGray"/>
+          <w:lang w:val="en"/>
+          <w14:ligatures w14:val="none"/>
+        </w:rPr>
+        <w:t>Chatgpt</w:t>
+      </w:r>
+      <w:proofErr w:type="spellEnd"/>
+      <w:r>
+        <w:rPr>
+          <w:rFonts w:ascii="Arial" w:eastAsia="Arial" w:hAnsi="Arial" w:cs="Arial"/>
+          <w:b/>
+          <w:kern w:val="0"/>
+          <w:sz w:val="22"/>
+          <w:szCs w:val="22"/>
+          <w:highlight w:val="darkGray"/>
+          <w:lang w:val="en"/>
+          <w14:ligatures w14:val="none"/>
+        </w:rPr>
+        <w:t xml:space="preserve"> (GPT</w:t>
       </w:r>
       <w:r>
         <w:rPr>
@@ -669,41 +655,23 @@
     </w:p>
     <w:p>
       <w:pPr>
-        <w:spacing w:before="280" w:after="80" w:line="276" w:lineRule="auto"/>
-        <w:outlineLvl w:val="1"/>
-        <w:rPr>
-          <w:rFonts w:asciiTheme="majorHAnsi" w:eastAsiaTheme="majorEastAsia" w:hAnsiTheme="majorHAnsi" w:cstheme="majorBidi"/>
-          <w:color w:val="2F5496" w:themeColor="accent1" w:themeShade="BF"/>
-          <w:kern w:val="0"/>
-          <w:sz w:val="32"/>
-          <w:szCs w:val="32"/>
-          <w:lang w:val="en"/>
-          <w14:ligatures w14:val="none"/>
+        <w:pStyle w:val="Heading2"/>
+        <w:rPr>
+          <w:lang w:val="en"/>
         </w:rPr>
       </w:pPr>
       <w:bookmarkStart w:id="4" w:name="_518dti4z09if" w:colFirst="0" w:colLast="0"/>
       <w:bookmarkEnd w:id="4"/>
       <w:r>
         <w:rPr>
-          <w:rFonts w:ascii="Segoe UI Emoji" w:eastAsiaTheme="majorEastAsia" w:hAnsi="Segoe UI Emoji" w:cs="Segoe UI Emoji"/>
-          <w:color w:val="2F5496" w:themeColor="accent1" w:themeShade="BF"/>
-          <w:kern w:val="0"/>
-          <w:sz w:val="32"/>
-          <w:szCs w:val="32"/>
-          <w:lang w:val="en"/>
-          <w14:ligatures w14:val="none"/>
+          <w:rFonts w:ascii="Segoe UI Emoji" w:hAnsi="Segoe UI Emoji" w:cs="Segoe UI Emoji"/>
+          <w:lang w:val="en"/>
         </w:rPr>
         <w:t>🧠</w:t>
       </w:r>
       <w:r>
         <w:rPr>
-          <w:rFonts w:asciiTheme="majorHAnsi" w:eastAsiaTheme="majorEastAsia" w:hAnsiTheme="majorHAnsi" w:cstheme="majorBidi"/>
-          <w:color w:val="2F5496" w:themeColor="accent1" w:themeShade="BF"/>
-          <w:kern w:val="0"/>
-          <w:sz w:val="32"/>
-          <w:szCs w:val="32"/>
-          <w:lang w:val="en"/>
-          <w14:ligatures w14:val="none"/>
+          <w:lang w:val="en"/>
         </w:rPr>
         <w:t xml:space="preserve"> Purpose</w:t>
       </w:r>
@@ -745,18 +713,33 @@
         </w:rPr>
         <w:t xml:space="preserve">: </w:t>
       </w:r>
-      <w:r>
-        <w:rPr>
-          <w:rFonts w:ascii="Arial" w:eastAsia="Arial" w:hAnsi="Arial" w:cs="Arial"/>
-          <w:b/>
-          <w:kern w:val="0"/>
-          <w:sz w:val="22"/>
-          <w:szCs w:val="22"/>
-          <w:highlight w:val="darkGray"/>
-          <w:lang w:val="en"/>
-          <w14:ligatures w14:val="none"/>
-        </w:rPr>
-        <w:t>Chatgpt (GPT</w:t>
+      <w:proofErr w:type="spellStart"/>
+      <w:r>
+        <w:rPr>
+          <w:rFonts w:ascii="Arial" w:eastAsia="Arial" w:hAnsi="Arial" w:cs="Arial"/>
+          <w:b/>
+          <w:kern w:val="0"/>
+          <w:sz w:val="22"/>
+          <w:szCs w:val="22"/>
+          <w:highlight w:val="darkGray"/>
+          <w:lang w:val="en"/>
+          <w14:ligatures w14:val="none"/>
+        </w:rPr>
+        <w:t>Chatgpt</w:t>
+      </w:r>
+      <w:proofErr w:type="spellEnd"/>
+      <w:r>
+        <w:rPr>
+          <w:rFonts w:ascii="Arial" w:eastAsia="Arial" w:hAnsi="Arial" w:cs="Arial"/>
+          <w:b/>
+          <w:kern w:val="0"/>
+          <w:sz w:val="22"/>
+          <w:szCs w:val="22"/>
+          <w:highlight w:val="darkGray"/>
+          <w:lang w:val="en"/>
+          <w14:ligatures w14:val="none"/>
+        </w:rPr>
+        <w:t xml:space="preserve"> (GPT</w:t>
       </w:r>
       <w:r>
         <w:rPr>
@@ -806,6 +789,7 @@
           <w:lang w:val="en"/>
           <w14:ligatures w14:val="none"/>
         </w:rPr>
+        <w:lastRenderedPageBreak/>
         <w:t xml:space="preserve">A </w:t>
       </w:r>
       <w:r>
@@ -880,41 +864,23 @@
     </w:p>
     <w:p>
       <w:pPr>
-        <w:spacing w:before="280" w:after="80" w:line="276" w:lineRule="auto"/>
-        <w:outlineLvl w:val="1"/>
-        <w:rPr>
-          <w:rFonts w:asciiTheme="majorHAnsi" w:eastAsiaTheme="majorEastAsia" w:hAnsiTheme="majorHAnsi" w:cstheme="majorBidi"/>
-          <w:color w:val="2F5496" w:themeColor="accent1" w:themeShade="BF"/>
-          <w:kern w:val="0"/>
-          <w:sz w:val="32"/>
-          <w:szCs w:val="32"/>
-          <w:lang w:val="en"/>
-          <w14:ligatures w14:val="none"/>
+        <w:pStyle w:val="Heading2"/>
+        <w:rPr>
+          <w:lang w:val="en"/>
         </w:rPr>
       </w:pPr>
       <w:bookmarkStart w:id="5" w:name="_dgr50vk1qgc0" w:colFirst="0" w:colLast="0"/>
       <w:bookmarkEnd w:id="5"/>
       <w:r>
         <w:rPr>
-          <w:rFonts w:ascii="Segoe UI Emoji" w:eastAsiaTheme="majorEastAsia" w:hAnsi="Segoe UI Emoji" w:cs="Segoe UI Emoji"/>
-          <w:color w:val="2F5496" w:themeColor="accent1" w:themeShade="BF"/>
-          <w:kern w:val="0"/>
-          <w:sz w:val="32"/>
-          <w:szCs w:val="32"/>
-          <w:lang w:val="en"/>
-          <w14:ligatures w14:val="none"/>
+          <w:rFonts w:ascii="Segoe UI Emoji" w:hAnsi="Segoe UI Emoji" w:cs="Segoe UI Emoji"/>
+          <w:lang w:val="en"/>
         </w:rPr>
         <w:t>🧾</w:t>
       </w:r>
       <w:r>
         <w:rPr>
-          <w:rFonts w:asciiTheme="majorHAnsi" w:eastAsiaTheme="majorEastAsia" w:hAnsiTheme="majorHAnsi" w:cstheme="majorBidi"/>
-          <w:color w:val="2F5496" w:themeColor="accent1" w:themeShade="BF"/>
-          <w:kern w:val="0"/>
-          <w:sz w:val="32"/>
-          <w:szCs w:val="32"/>
-          <w:lang w:val="en"/>
-          <w14:ligatures w14:val="none"/>
+          <w:lang w:val="en"/>
         </w:rPr>
         <w:t xml:space="preserve"> Common Types of Console Cables</w:t>
       </w:r>
@@ -959,18 +925,33 @@
         </w:rPr>
         <w:t xml:space="preserve">: </w:t>
       </w:r>
-      <w:r>
-        <w:rPr>
-          <w:rFonts w:ascii="Arial" w:eastAsia="Arial" w:hAnsi="Arial" w:cs="Arial"/>
-          <w:b/>
-          <w:kern w:val="0"/>
-          <w:sz w:val="22"/>
-          <w:szCs w:val="22"/>
-          <w:highlight w:val="darkGray"/>
-          <w:lang w:val="en"/>
-          <w14:ligatures w14:val="none"/>
-        </w:rPr>
-        <w:t>Chatgpt (GPT</w:t>
+      <w:proofErr w:type="spellStart"/>
+      <w:r>
+        <w:rPr>
+          <w:rFonts w:ascii="Arial" w:eastAsia="Arial" w:hAnsi="Arial" w:cs="Arial"/>
+          <w:b/>
+          <w:kern w:val="0"/>
+          <w:sz w:val="22"/>
+          <w:szCs w:val="22"/>
+          <w:highlight w:val="darkGray"/>
+          <w:lang w:val="en"/>
+          <w14:ligatures w14:val="none"/>
+        </w:rPr>
+        <w:t>Chatgpt</w:t>
+      </w:r>
+      <w:proofErr w:type="spellEnd"/>
+      <w:r>
+        <w:rPr>
+          <w:rFonts w:ascii="Arial" w:eastAsia="Arial" w:hAnsi="Arial" w:cs="Arial"/>
+          <w:b/>
+          <w:kern w:val="0"/>
+          <w:sz w:val="22"/>
+          <w:szCs w:val="22"/>
+          <w:highlight w:val="darkGray"/>
+          <w:lang w:val="en"/>
+          <w14:ligatures w14:val="none"/>
+        </w:rPr>
+        <w:t xml:space="preserve"> (GPT</w:t>
       </w:r>
       <w:r>
         <w:rPr>
@@ -1556,41 +1537,23 @@
     </w:p>
     <w:p>
       <w:pPr>
-        <w:spacing w:before="280" w:after="80" w:line="276" w:lineRule="auto"/>
-        <w:outlineLvl w:val="1"/>
-        <w:rPr>
-          <w:rFonts w:asciiTheme="majorHAnsi" w:eastAsiaTheme="majorEastAsia" w:hAnsiTheme="majorHAnsi" w:cstheme="majorBidi"/>
-          <w:color w:val="2F5496" w:themeColor="accent1" w:themeShade="BF"/>
-          <w:kern w:val="0"/>
-          <w:sz w:val="32"/>
-          <w:szCs w:val="32"/>
-          <w:lang w:val="en"/>
-          <w14:ligatures w14:val="none"/>
+        <w:pStyle w:val="Heading2"/>
+        <w:rPr>
+          <w:lang w:val="en"/>
         </w:rPr>
       </w:pPr>
       <w:bookmarkStart w:id="6" w:name="_40wdk5homznq" w:colFirst="0" w:colLast="0"/>
       <w:bookmarkEnd w:id="6"/>
       <w:r>
         <w:rPr>
-          <w:rFonts w:ascii="Segoe UI Emoji" w:eastAsiaTheme="majorEastAsia" w:hAnsi="Segoe UI Emoji" w:cs="Segoe UI Emoji"/>
-          <w:color w:val="2F5496" w:themeColor="accent1" w:themeShade="BF"/>
-          <w:kern w:val="0"/>
-          <w:sz w:val="32"/>
-          <w:szCs w:val="32"/>
-          <w:lang w:val="en"/>
-          <w14:ligatures w14:val="none"/>
+          <w:rFonts w:ascii="Segoe UI Emoji" w:hAnsi="Segoe UI Emoji" w:cs="Segoe UI Emoji"/>
+          <w:lang w:val="en"/>
         </w:rPr>
         <w:t>🔧</w:t>
       </w:r>
       <w:r>
         <w:rPr>
-          <w:rFonts w:asciiTheme="majorHAnsi" w:eastAsiaTheme="majorEastAsia" w:hAnsiTheme="majorHAnsi" w:cstheme="majorBidi"/>
-          <w:color w:val="2F5496" w:themeColor="accent1" w:themeShade="BF"/>
-          <w:kern w:val="0"/>
-          <w:sz w:val="32"/>
-          <w:szCs w:val="32"/>
-          <w:lang w:val="en"/>
-          <w14:ligatures w14:val="none"/>
+          <w:lang w:val="en"/>
         </w:rPr>
         <w:t xml:space="preserve"> Use Case Example</w:t>
       </w:r>
@@ -1632,18 +1595,33 @@
         </w:rPr>
         <w:t xml:space="preserve">: </w:t>
       </w:r>
-      <w:r>
-        <w:rPr>
-          <w:rFonts w:ascii="Arial" w:eastAsia="Arial" w:hAnsi="Arial" w:cs="Arial"/>
-          <w:b/>
-          <w:kern w:val="0"/>
-          <w:sz w:val="22"/>
-          <w:szCs w:val="22"/>
-          <w:highlight w:val="darkGray"/>
-          <w:lang w:val="en"/>
-          <w14:ligatures w14:val="none"/>
-        </w:rPr>
-        <w:t>Chatgpt (GPT</w:t>
+      <w:proofErr w:type="spellStart"/>
+      <w:r>
+        <w:rPr>
+          <w:rFonts w:ascii="Arial" w:eastAsia="Arial" w:hAnsi="Arial" w:cs="Arial"/>
+          <w:b/>
+          <w:kern w:val="0"/>
+          <w:sz w:val="22"/>
+          <w:szCs w:val="22"/>
+          <w:highlight w:val="darkGray"/>
+          <w:lang w:val="en"/>
+          <w14:ligatures w14:val="none"/>
+        </w:rPr>
+        <w:t>Chatgpt</w:t>
+      </w:r>
+      <w:proofErr w:type="spellEnd"/>
+      <w:r>
+        <w:rPr>
+          <w:rFonts w:ascii="Arial" w:eastAsia="Arial" w:hAnsi="Arial" w:cs="Arial"/>
+          <w:b/>
+          <w:kern w:val="0"/>
+          <w:sz w:val="22"/>
+          <w:szCs w:val="22"/>
+          <w:highlight w:val="darkGray"/>
+          <w:lang w:val="en"/>
+          <w14:ligatures w14:val="none"/>
+        </w:rPr>
+        <w:t xml:space="preserve"> (GPT</w:t>
       </w:r>
       <w:r>
         <w:rPr>
@@ -1696,6 +1674,7 @@
           <w:lang w:val="en"/>
           <w14:ligatures w14:val="none"/>
         </w:rPr>
+        <w:lastRenderedPageBreak/>
         <w:t xml:space="preserve">Plug the </w:t>
       </w:r>
       <w:r>
@@ -1814,7 +1793,29 @@
           <w:lang w:val="en"/>
           <w14:ligatures w14:val="none"/>
         </w:rPr>
-        <w:t>Open a terminal emulator (e.g., PuTTY, Tera Term, SecureCRT).</w:t>
+        <w:t xml:space="preserve">Open a terminal emulator (e.g., PuTTY, Tera Term, </w:t>
+      </w:r>
+      <w:proofErr w:type="spellStart"/>
+      <w:r>
+        <w:rPr>
+          <w:rFonts w:ascii="Roboto Mono" w:eastAsia="Roboto Mono" w:hAnsi="Roboto Mono" w:cs="Arial"/>
+          <w:kern w:val="0"/>
+          <w:szCs w:val="22"/>
+          <w:lang w:val="en"/>
+          <w14:ligatures w14:val="none"/>
+        </w:rPr>
+        <w:t>SecureCRT</w:t>
+      </w:r>
+      <w:proofErr w:type="spellEnd"/>
+      <w:r>
+        <w:rPr>
+          <w:rFonts w:ascii="Roboto Mono" w:eastAsia="Roboto Mono" w:hAnsi="Roboto Mono" w:cs="Arial"/>
+          <w:kern w:val="0"/>
+          <w:szCs w:val="22"/>
+          <w:lang w:val="en"/>
+          <w14:ligatures w14:val="none"/>
+        </w:rPr>
+        <w:t>).</w:t>
       </w:r>
       <w:r>
         <w:rPr>
@@ -1913,16 +1914,9 @@
     </w:p>
     <w:p>
       <w:pPr>
-        <w:spacing w:before="280" w:after="80" w:line="276" w:lineRule="auto"/>
-        <w:outlineLvl w:val="1"/>
-        <w:rPr>
-          <w:rFonts w:asciiTheme="majorHAnsi" w:eastAsiaTheme="majorEastAsia" w:hAnsiTheme="majorHAnsi" w:cstheme="majorBidi"/>
-          <w:color w:val="2F5496" w:themeColor="accent1" w:themeShade="BF"/>
-          <w:kern w:val="0"/>
-          <w:sz w:val="32"/>
-          <w:szCs w:val="32"/>
-          <w:lang w:val="en"/>
-          <w14:ligatures w14:val="none"/>
+        <w:pStyle w:val="Heading2"/>
+        <w:rPr>
+          <w:lang w:val="en"/>
         </w:rPr>
       </w:pPr>
       <w:bookmarkStart w:id="7" w:name="_kff2kelhbgey" w:colFirst="0" w:colLast="0"/>
@@ -1930,24 +1924,14 @@
       <w:r>
         <w:rPr>
           <w:rFonts w:ascii="Segoe UI Emoji" w:eastAsia="Arial Unicode MS" w:hAnsi="Segoe UI Emoji" w:cs="Segoe UI Emoji"/>
-          <w:color w:val="2F5496" w:themeColor="accent1" w:themeShade="BF"/>
-          <w:kern w:val="0"/>
-          <w:sz w:val="32"/>
-          <w:szCs w:val="32"/>
-          <w:lang w:val="en"/>
-          <w14:ligatures w14:val="none"/>
+          <w:lang w:val="en"/>
         </w:rPr>
         <w:t>✅</w:t>
       </w:r>
       <w:r>
         <w:rPr>
-          <w:rFonts w:ascii="Arial Unicode MS" w:eastAsia="Arial Unicode MS" w:hAnsi="Arial Unicode MS" w:cs="Arial Unicode MS"/>
-          <w:color w:val="2F5496" w:themeColor="accent1" w:themeShade="BF"/>
-          <w:kern w:val="0"/>
-          <w:sz w:val="32"/>
-          <w:szCs w:val="32"/>
-          <w:lang w:val="en"/>
-          <w14:ligatures w14:val="none"/>
+          <w:rFonts w:eastAsia="Arial Unicode MS"/>
+          <w:lang w:val="en"/>
         </w:rPr>
         <w:t xml:space="preserve"> Advantages</w:t>
       </w:r>
@@ -1989,18 +1973,33 @@
         </w:rPr>
         <w:t xml:space="preserve">: </w:t>
       </w:r>
-      <w:r>
-        <w:rPr>
-          <w:rFonts w:ascii="Arial" w:eastAsia="Arial" w:hAnsi="Arial" w:cs="Arial"/>
-          <w:b/>
-          <w:kern w:val="0"/>
-          <w:sz w:val="22"/>
-          <w:szCs w:val="22"/>
-          <w:highlight w:val="darkGray"/>
-          <w:lang w:val="en"/>
-          <w14:ligatures w14:val="none"/>
-        </w:rPr>
-        <w:t>Chatgpt (GPT</w:t>
+      <w:proofErr w:type="spellStart"/>
+      <w:r>
+        <w:rPr>
+          <w:rFonts w:ascii="Arial" w:eastAsia="Arial" w:hAnsi="Arial" w:cs="Arial"/>
+          <w:b/>
+          <w:kern w:val="0"/>
+          <w:sz w:val="22"/>
+          <w:szCs w:val="22"/>
+          <w:highlight w:val="darkGray"/>
+          <w:lang w:val="en"/>
+          <w14:ligatures w14:val="none"/>
+        </w:rPr>
+        <w:t>Chatgpt</w:t>
+      </w:r>
+      <w:proofErr w:type="spellEnd"/>
+      <w:r>
+        <w:rPr>
+          <w:rFonts w:ascii="Arial" w:eastAsia="Arial" w:hAnsi="Arial" w:cs="Arial"/>
+          <w:b/>
+          <w:kern w:val="0"/>
+          <w:sz w:val="22"/>
+          <w:szCs w:val="22"/>
+          <w:highlight w:val="darkGray"/>
+          <w:lang w:val="en"/>
+          <w14:ligatures w14:val="none"/>
+        </w:rPr>
+        <w:t xml:space="preserve"> (GPT</w:t>
       </w:r>
       <w:r>
         <w:rPr>
@@ -2255,16 +2254,9 @@
     </w:p>
     <w:p>
       <w:pPr>
-        <w:spacing w:before="280" w:after="80" w:line="276" w:lineRule="auto"/>
-        <w:outlineLvl w:val="1"/>
-        <w:rPr>
-          <w:rFonts w:asciiTheme="majorHAnsi" w:eastAsiaTheme="majorEastAsia" w:hAnsiTheme="majorHAnsi" w:cstheme="majorBidi"/>
-          <w:color w:val="2F5496" w:themeColor="accent1" w:themeShade="BF"/>
-          <w:kern w:val="0"/>
-          <w:sz w:val="32"/>
-          <w:szCs w:val="32"/>
-          <w:lang w:val="en"/>
-          <w14:ligatures w14:val="none"/>
+        <w:pStyle w:val="Heading2"/>
+        <w:rPr>
+          <w:lang w:val="en"/>
         </w:rPr>
       </w:pPr>
       <w:bookmarkStart w:id="8" w:name="_toqi5q5vlnwr" w:colFirst="0" w:colLast="0"/>
@@ -2272,24 +2264,14 @@
       <w:r>
         <w:rPr>
           <w:rFonts w:ascii="Segoe UI Emoji" w:eastAsia="Arial Unicode MS" w:hAnsi="Segoe UI Emoji" w:cs="Segoe UI Emoji"/>
-          <w:color w:val="2F5496" w:themeColor="accent1" w:themeShade="BF"/>
-          <w:kern w:val="0"/>
-          <w:sz w:val="32"/>
-          <w:szCs w:val="32"/>
-          <w:lang w:val="en"/>
-          <w14:ligatures w14:val="none"/>
+          <w:lang w:val="en"/>
         </w:rPr>
         <w:t>❌</w:t>
       </w:r>
       <w:r>
         <w:rPr>
-          <w:rFonts w:ascii="Arial Unicode MS" w:eastAsia="Arial Unicode MS" w:hAnsi="Arial Unicode MS" w:cs="Arial Unicode MS"/>
-          <w:color w:val="2F5496" w:themeColor="accent1" w:themeShade="BF"/>
-          <w:kern w:val="0"/>
-          <w:sz w:val="32"/>
-          <w:szCs w:val="32"/>
-          <w:lang w:val="en"/>
-          <w14:ligatures w14:val="none"/>
+          <w:rFonts w:eastAsia="Arial Unicode MS"/>
+          <w:lang w:val="en"/>
         </w:rPr>
         <w:t xml:space="preserve"> Disadvantages</w:t>
       </w:r>
@@ -2331,18 +2313,33 @@
         </w:rPr>
         <w:t xml:space="preserve">: </w:t>
       </w:r>
-      <w:r>
-        <w:rPr>
-          <w:rFonts w:ascii="Arial" w:eastAsia="Arial" w:hAnsi="Arial" w:cs="Arial"/>
-          <w:b/>
-          <w:kern w:val="0"/>
-          <w:sz w:val="22"/>
-          <w:szCs w:val="22"/>
-          <w:highlight w:val="darkGray"/>
-          <w:lang w:val="en"/>
-          <w14:ligatures w14:val="none"/>
-        </w:rPr>
-        <w:t>Chatgpt (GPT</w:t>
+      <w:proofErr w:type="spellStart"/>
+      <w:r>
+        <w:rPr>
+          <w:rFonts w:ascii="Arial" w:eastAsia="Arial" w:hAnsi="Arial" w:cs="Arial"/>
+          <w:b/>
+          <w:kern w:val="0"/>
+          <w:sz w:val="22"/>
+          <w:szCs w:val="22"/>
+          <w:highlight w:val="darkGray"/>
+          <w:lang w:val="en"/>
+          <w14:ligatures w14:val="none"/>
+        </w:rPr>
+        <w:t>Chatgpt</w:t>
+      </w:r>
+      <w:proofErr w:type="spellEnd"/>
+      <w:r>
+        <w:rPr>
+          <w:rFonts w:ascii="Arial" w:eastAsia="Arial" w:hAnsi="Arial" w:cs="Arial"/>
+          <w:b/>
+          <w:kern w:val="0"/>
+          <w:sz w:val="22"/>
+          <w:szCs w:val="22"/>
+          <w:highlight w:val="darkGray"/>
+          <w:lang w:val="en"/>
+          <w14:ligatures w14:val="none"/>
+        </w:rPr>
+        <w:t xml:space="preserve"> (GPT</w:t>
       </w:r>
       <w:r>
         <w:rPr>
@@ -2583,41 +2580,24 @@
     </w:p>
     <w:p>
       <w:pPr>
-        <w:spacing w:before="280" w:after="80" w:line="276" w:lineRule="auto"/>
-        <w:outlineLvl w:val="1"/>
-        <w:rPr>
-          <w:rFonts w:asciiTheme="majorHAnsi" w:eastAsiaTheme="majorEastAsia" w:hAnsiTheme="majorHAnsi" w:cstheme="majorBidi"/>
-          <w:color w:val="2F5496" w:themeColor="accent1" w:themeShade="BF"/>
-          <w:kern w:val="0"/>
-          <w:sz w:val="32"/>
-          <w:szCs w:val="32"/>
-          <w:lang w:val="en"/>
-          <w14:ligatures w14:val="none"/>
+        <w:pStyle w:val="Heading2"/>
+        <w:rPr>
+          <w:lang w:val="en"/>
         </w:rPr>
       </w:pPr>
       <w:bookmarkStart w:id="9" w:name="_k431zxjxha5f" w:colFirst="0" w:colLast="0"/>
       <w:bookmarkEnd w:id="9"/>
       <w:r>
         <w:rPr>
-          <w:rFonts w:ascii="Segoe UI Emoji" w:eastAsiaTheme="majorEastAsia" w:hAnsi="Segoe UI Emoji" w:cs="Segoe UI Emoji"/>
-          <w:color w:val="2F5496" w:themeColor="accent1" w:themeShade="BF"/>
-          <w:kern w:val="0"/>
-          <w:sz w:val="32"/>
-          <w:szCs w:val="32"/>
-          <w:lang w:val="en"/>
-          <w14:ligatures w14:val="none"/>
-        </w:rPr>
+          <w:rFonts w:ascii="Segoe UI Emoji" w:hAnsi="Segoe UI Emoji" w:cs="Segoe UI Emoji"/>
+          <w:lang w:val="en"/>
+        </w:rPr>
+        <w:lastRenderedPageBreak/>
         <w:t>📌</w:t>
       </w:r>
       <w:r>
         <w:rPr>
-          <w:rFonts w:asciiTheme="majorHAnsi" w:eastAsiaTheme="majorEastAsia" w:hAnsiTheme="majorHAnsi" w:cstheme="majorBidi"/>
-          <w:color w:val="2F5496" w:themeColor="accent1" w:themeShade="BF"/>
-          <w:kern w:val="0"/>
-          <w:sz w:val="32"/>
-          <w:szCs w:val="32"/>
-          <w:lang w:val="en"/>
-          <w14:ligatures w14:val="none"/>
+          <w:lang w:val="en"/>
         </w:rPr>
         <w:t xml:space="preserve"> Summary</w:t>
       </w:r>
@@ -2662,18 +2642,33 @@
         </w:rPr>
         <w:t xml:space="preserve">: </w:t>
       </w:r>
-      <w:r>
-        <w:rPr>
-          <w:rFonts w:ascii="Arial" w:eastAsia="Arial" w:hAnsi="Arial" w:cs="Arial"/>
-          <w:b/>
-          <w:kern w:val="0"/>
-          <w:sz w:val="22"/>
-          <w:szCs w:val="22"/>
-          <w:highlight w:val="darkGray"/>
-          <w:lang w:val="en"/>
-          <w14:ligatures w14:val="none"/>
-        </w:rPr>
-        <w:t>Chatgpt (GPT</w:t>
+      <w:proofErr w:type="spellStart"/>
+      <w:r>
+        <w:rPr>
+          <w:rFonts w:ascii="Arial" w:eastAsia="Arial" w:hAnsi="Arial" w:cs="Arial"/>
+          <w:b/>
+          <w:kern w:val="0"/>
+          <w:sz w:val="22"/>
+          <w:szCs w:val="22"/>
+          <w:highlight w:val="darkGray"/>
+          <w:lang w:val="en"/>
+          <w14:ligatures w14:val="none"/>
+        </w:rPr>
+        <w:t>Chatgpt</w:t>
+      </w:r>
+      <w:proofErr w:type="spellEnd"/>
+      <w:r>
+        <w:rPr>
+          <w:rFonts w:ascii="Arial" w:eastAsia="Arial" w:hAnsi="Arial" w:cs="Arial"/>
+          <w:b/>
+          <w:kern w:val="0"/>
+          <w:sz w:val="22"/>
+          <w:szCs w:val="22"/>
+          <w:highlight w:val="darkGray"/>
+          <w:lang w:val="en"/>
+          <w14:ligatures w14:val="none"/>
+        </w:rPr>
+        <w:t xml:space="preserve"> (GPT</w:t>
       </w:r>
       <w:r>
         <w:rPr>
@@ -4282,7 +4277,6 @@
     <w:next w:val="Normal"/>
     <w:link w:val="Heading2Char"/>
     <w:uiPriority w:val="9"/>
-    <w:semiHidden/>
     <w:unhideWhenUsed/>
     <w:qFormat/>
     <w:rsid w:val="00380ED9"/>
@@ -4499,7 +4493,6 @@
     <w:basedOn w:val="DefaultParagraphFont"/>
     <w:link w:val="Heading2"/>
     <w:uiPriority w:val="9"/>
-    <w:semiHidden/>
     <w:rsid w:val="00380ED9"/>
     <w:rPr>
       <w:rFonts w:asciiTheme="majorHAnsi" w:eastAsiaTheme="majorEastAsia" w:hAnsiTheme="majorHAnsi" w:cstheme="majorBidi"/>
